--- a/secciones/negocio/anexo/Mallplaza_Negocio_ES_Anexo.docx
+++ b/secciones/negocio/anexo/Mallplaza_Negocio_ES_Anexo.docx
@@ -61,7 +61,8 @@
           </w:tcPr>
           <w:p>
             <w:pPr>
-              <w:spacing w:after="30" w:before="20" w:line="228" w:lineRule="auto"/>
+              <w:keepLines/>
+              <w:spacing w:after="20" w:before="20" w:line="240" w:lineRule="auto"/>
             </w:pPr>
             <w:r>
               <w:rPr>
@@ -83,11 +84,9 @@
               </w:rPr>
               <w:t xml:space="preserve">Activos Tier A por GLA, 2T26 (miles de m²)</w:t>
             </w:r>
-          </w:p>
-          <w:p>
-            <w:pPr>
-              <w:spacing w:after="20" w:before="0" w:line="240" w:lineRule="auto"/>
-            </w:pPr>
+            <w:r>
+              <w:br/>
+            </w:r>
             <w:r>
               <w:drawing>
                 <wp:inline distT="0" distB="0" distL="0" distR="0">
@@ -128,11 +127,9 @@
                 </wp:inline>
               </w:drawing>
             </w:r>
-          </w:p>
-          <w:p>
-            <w:pPr>
-              <w:spacing w:after="0" w:before="10" w:line="216" w:lineRule="auto"/>
-            </w:pPr>
+            <w:r>
+              <w:br/>
+            </w:r>
             <w:r>
               <w:rPr>
                 <w:rFonts w:ascii="Arial" w:cs="Arial" w:eastAsia="Arial" w:hAnsi="Arial"/>
@@ -195,7 +192,8 @@
           </w:tcPr>
           <w:p>
             <w:pPr>
-              <w:spacing w:after="30" w:before="20" w:line="228" w:lineRule="auto"/>
+              <w:keepLines/>
+              <w:spacing w:after="20" w:before="20" w:line="240" w:lineRule="auto"/>
             </w:pPr>
             <w:r>
               <w:rPr>
@@ -217,11 +215,9 @@
               </w:rPr>
               <w:t xml:space="preserve">Tiendas por departamento, % del GLA total</w:t>
             </w:r>
-          </w:p>
-          <w:p>
-            <w:pPr>
-              <w:spacing w:after="20" w:before="0" w:line="240" w:lineRule="auto"/>
-            </w:pPr>
+            <w:r>
+              <w:br/>
+            </w:r>
             <w:r>
               <w:drawing>
                 <wp:inline distT="0" distB="0" distL="0" distR="0">
@@ -262,11 +258,9 @@
                 </wp:inline>
               </w:drawing>
             </w:r>
-          </w:p>
-          <w:p>
-            <w:pPr>
-              <w:spacing w:after="0" w:before="10" w:line="216" w:lineRule="auto"/>
-            </w:pPr>
+            <w:r>
+              <w:br/>
+            </w:r>
             <w:r>
               <w:rPr>
                 <w:rFonts w:ascii="Arial" w:cs="Arial" w:eastAsia="Arial" w:hAnsi="Arial"/>
